--- a/fase2/Evidencias Proyecto/Evidencias de Documentacion/07_Plan_de_Pruebas/03_Rendimiento/DPAY3_Pruebas_Rendimiento_RNF.docx
+++ b/fase2/Evidencias Proyecto/Evidencias de Documentacion/07_Plan_de_Pruebas/03_Rendimiento/DPAY3_Pruebas_Rendimiento_RNF.docx
@@ -703,7 +703,7 @@
           </w:tcPr>
           <w:p>
             <w:r>
-              <w:t>—</w:t>
+              <w:t>-</w:t>
             </w:r>
           </w:p>
         </w:tc>
@@ -713,7 +713,7 @@
           </w:tcPr>
           <w:p>
             <w:r>
-              <w:t>—</w:t>
+              <w:t>-</w:t>
             </w:r>
           </w:p>
         </w:tc>
@@ -1150,7 +1150,7 @@
         <w:rPr>
           <w:color w:val="0B5C8A"/>
         </w:rPr>
-        <w:t>5. Celular Android Webpay E2E (04/10/2026) — MTC-13</w:t>
+        <w:t>5. Celular Android Webpay E2E (04/10/2026) - MTC-13</w:t>
       </w:r>
     </w:p>
     <w:p>
